--- a/reports/substack/docx/levanter-daily-2026-09-05.docx
+++ b/reports/substack/docx/levanter-daily-2026-09-05.docx
@@ -7,7 +7,7 @@
         <w:pStyle w:val="Title"/>
       </w:pPr>
       <w:r>
-        <w:t>Levanter Daily · Friday, 4 September 2026</w:t>
+        <w:t>Levanter Daily · Saturday, 5 September 2026</w:t>
       </w:r>
     </w:p>
     <w:p>
@@ -26,7 +26,7 @@
         <w:t>Yesterday.</w:t>
       </w:r>
       <w:r>
-        <w:t xml:space="preserve"> 5 of 35 coins closed higher. Best ZEC +7.9%, weakest XRP -5.5%. </w:t>
+        <w:t xml:space="preserve"> 16 of 35 coins closed higher. Best NEAR +14.5%, weakest ADA -6.2%. </w:t>
       </w:r>
       <w:r>
         <w:rPr>

--- a/reports/substack/docx/levanter-daily-2026-09-05.docx
+++ b/reports/substack/docx/levanter-daily-2026-09-05.docx
@@ -26,7 +26,7 @@
         <w:t>Yesterday.</w:t>
       </w:r>
       <w:r>
-        <w:t xml:space="preserve"> 16 of 35 coins closed higher. Best NEAR +14.5%, weakest ADA -6.2%. </w:t>
+        <w:t xml:space="preserve"> 14 of 35 coins closed higher. Best NEAR +14.6%, weakest ADA -5.6%. </w:t>
       </w:r>
       <w:r>
         <w:rPr>
@@ -63,7 +63,7 @@
         <w:t>Yesterday.</w:t>
       </w:r>
       <w:r>
-        <w:t xml:space="preserve"> 5 of 16 pairs closed higher. Best AUDUSD +0.6%, weakest USDJPY -1.7%. </w:t>
+        <w:t xml:space="preserve"> 6 of 16 pairs closed higher. Best USDCAD +0.3%, weakest USDJPY -1.7%. </w:t>
       </w:r>
       <w:r>
         <w:rPr>
@@ -100,7 +100,7 @@
         <w:t>Yesterday.</w:t>
       </w:r>
       <w:r>
-        <w:t xml:space="preserve"> 8 of 18 markets closed higher. Best CORN +4.2%, weakest COFFEE -9.7%. </w:t>
+        <w:t xml:space="preserve"> 5 of 18 markets closed higher. Best GASOLINE +2.5%, weakest WHEAT -2.7%. </w:t>
       </w:r>
       <w:r>
         <w:rPr>
@@ -118,7 +118,7 @@
         <w:t>turbulent</w:t>
       </w:r>
       <w:r>
-        <w:t xml:space="preserve"> conditions near-term (12/16 flagged high-vol at 7d). Most active names to watch: BRENT OIL, COFFEE.</w:t>
+        <w:t xml:space="preserve"> conditions near-term (11/16 flagged high-vol at 7d). Most active names to watch: BRENT OIL, WTI OIL.</w:t>
       </w:r>
     </w:p>
     <w:p/>

--- a/reports/substack/docx/levanter-daily-2026-09-05.docx
+++ b/reports/substack/docx/levanter-daily-2026-09-05.docx
@@ -26,7 +26,7 @@
         <w:t>Yesterday.</w:t>
       </w:r>
       <w:r>
-        <w:t xml:space="preserve"> 14 of 35 coins closed higher. Best NEAR +14.6%, weakest ADA -5.6%. </w:t>
+        <w:t xml:space="preserve"> 14 of 35 coins closed higher. Best NEAR +13.3%, weakest ADA -5.1%. </w:t>
       </w:r>
       <w:r>
         <w:rPr>

--- a/reports/substack/docx/levanter-daily-2026-09-05.docx
+++ b/reports/substack/docx/levanter-daily-2026-09-05.docx
@@ -26,7 +26,7 @@
         <w:t>Yesterday.</w:t>
       </w:r>
       <w:r>
-        <w:t xml:space="preserve"> 14 of 35 coins closed higher. Best NEAR +13.3%, weakest ADA -5.1%. </w:t>
+        <w:t xml:space="preserve"> 16 of 35 coins closed higher. Best NEAR +16.1%, weakest ADA -4.6%. </w:t>
       </w:r>
       <w:r>
         <w:rPr>

--- a/reports/substack/docx/levanter-daily-2026-09-05.docx
+++ b/reports/substack/docx/levanter-daily-2026-09-05.docx
@@ -26,7 +26,7 @@
         <w:t>Yesterday.</w:t>
       </w:r>
       <w:r>
-        <w:t xml:space="preserve"> 16 of 35 coins closed higher. Best NEAR +16.1%, weakest ADA -4.6%. </w:t>
+        <w:t xml:space="preserve"> 17 of 35 coins closed higher. Best NEAR +12.9%, weakest PUMP -4.0%. </w:t>
       </w:r>
       <w:r>
         <w:rPr>

--- a/reports/substack/docx/levanter-daily-2026-09-05.docx
+++ b/reports/substack/docx/levanter-daily-2026-09-05.docx
@@ -26,7 +26,7 @@
         <w:t>Yesterday.</w:t>
       </w:r>
       <w:r>
-        <w:t xml:space="preserve"> 17 of 35 coins closed higher. Best NEAR +12.9%, weakest PUMP -4.0%. </w:t>
+        <w:t xml:space="preserve"> 17 of 35 coins closed higher. Best NEAR +13.0%, weakest PEPE -3.8%. </w:t>
       </w:r>
       <w:r>
         <w:rPr>

--- a/reports/substack/docx/levanter-daily-2026-09-05.docx
+++ b/reports/substack/docx/levanter-daily-2026-09-05.docx
@@ -26,7 +26,7 @@
         <w:t>Yesterday.</w:t>
       </w:r>
       <w:r>
-        <w:t xml:space="preserve"> 17 of 35 coins closed higher. Best NEAR +13.0%, weakest PEPE -3.8%. </w:t>
+        <w:t xml:space="preserve"> 16 of 35 coins closed higher. Best NEAR +12.5%, weakest PEPE -4.2%. </w:t>
       </w:r>
       <w:r>
         <w:rPr>

--- a/reports/substack/docx/levanter-daily-2026-09-05.docx
+++ b/reports/substack/docx/levanter-daily-2026-09-05.docx
@@ -26,7 +26,7 @@
         <w:t>Yesterday.</w:t>
       </w:r>
       <w:r>
-        <w:t xml:space="preserve"> 16 of 35 coins closed higher. Best NEAR +12.5%, weakest PEPE -4.2%. </w:t>
+        <w:t xml:space="preserve"> 16 of 35 coins closed higher. Best NEAR +11.9%, weakest ADA -4.2%. </w:t>
       </w:r>
       <w:r>
         <w:rPr>

--- a/reports/substack/docx/levanter-daily-2026-09-05.docx
+++ b/reports/substack/docx/levanter-daily-2026-09-05.docx
@@ -26,7 +26,7 @@
         <w:t>Yesterday.</w:t>
       </w:r>
       <w:r>
-        <w:t xml:space="preserve"> 16 of 35 coins closed higher. Best NEAR +11.9%, weakest ADA -4.2%. </w:t>
+        <w:t xml:space="preserve"> 16 of 35 coins closed higher. Best NEAR +11.2%, weakest ADA -4.6%. </w:t>
       </w:r>
       <w:r>
         <w:rPr>

--- a/reports/substack/docx/levanter-daily-2026-09-05.docx
+++ b/reports/substack/docx/levanter-daily-2026-09-05.docx
@@ -26,7 +26,7 @@
         <w:t>Yesterday.</w:t>
       </w:r>
       <w:r>
-        <w:t xml:space="preserve"> 16 of 35 coins closed higher. Best NEAR +11.2%, weakest ADA -4.6%. </w:t>
+        <w:t xml:space="preserve"> 19 of 35 coins closed higher. Best NEAR +12.5%, weakest XMR -5.2%. </w:t>
       </w:r>
       <w:r>
         <w:rPr>

--- a/reports/substack/docx/levanter-daily-2026-09-05.docx
+++ b/reports/substack/docx/levanter-daily-2026-09-05.docx
@@ -26,7 +26,7 @@
         <w:t>Yesterday.</w:t>
       </w:r>
       <w:r>
-        <w:t xml:space="preserve"> 19 of 35 coins closed higher. Best NEAR +12.5%, weakest XMR -5.2%. </w:t>
+        <w:t xml:space="preserve"> 33 of 35 coins closed higher. Best NEAR +14.8%, weakest PUMP -3.3%. </w:t>
       </w:r>
       <w:r>
         <w:rPr>
@@ -44,7 +44,7 @@
         <w:t>calmer</w:t>
       </w:r>
       <w:r>
-        <w:t xml:space="preserve"> conditions near-term (0/3 flagged high-vol at 7d). Most active names to watch: ENA, UNI.</w:t>
+        <w:t xml:space="preserve"> conditions near-term (0/3 flagged high-vol at 7d). Most active names to watch: UNI, ENA.</w:t>
       </w:r>
     </w:p>
     <w:p>
